--- a/luastg_aex/Bundle-After-Ex-Plus/说明文档/借物表.docx
+++ b/luastg_aex/Bundle-After-Ex-Plus/说明文档/借物表.docx
@@ -431,7 +431,7 @@
           <w:rFonts w:hint="eastAsia"/>
           <w:lang w:val="en-US" w:eastAsia="zh-CN"/>
         </w:rPr>
-        <w:t>nina，维缦，丰姬的行走图：《东方锦上京》</w:t>
+        <w:t>nina，维缦的行走图：《东方锦上京》</w:t>
       </w:r>
     </w:p>
     <w:p>
@@ -458,404 +458,423 @@
           <w:rFonts w:hint="eastAsia"/>
           <w:lang w:val="en-US" w:eastAsia="zh-CN"/>
         </w:rPr>
-        <w:t>原作人物立绘：dairi绘（https://www.bilibili.com/opus/856042202521927719）</w:t>
-      </w:r>
-    </w:p>
-    <w:p>
-      <w:pPr>
-        <w:pageBreakBefore w:val="0"/>
-        <w:kinsoku/>
-        <w:wordWrap/>
-        <w:overflowPunct/>
-        <w:topLinePunct w:val="0"/>
-        <w:autoSpaceDE/>
-        <w:autoSpaceDN/>
-        <w:bidi w:val="0"/>
-        <w:adjustRightInd/>
-        <w:snapToGrid/>
-        <w:spacing w:line="360" w:lineRule="auto"/>
-        <w:textAlignment w:val="auto"/>
-        <w:rPr>
-          <w:rFonts w:hint="eastAsia"/>
-          <w:lang w:val="en-US" w:eastAsia="zh-CN"/>
-        </w:rPr>
-      </w:pPr>
-      <w:r>
-        <w:rPr>
-          <w:rFonts w:hint="eastAsia"/>
-          <w:lang w:val="en-US" w:eastAsia="zh-CN"/>
-        </w:rPr>
-        <w:t>Staff界面背景图片：</w:t>
-      </w:r>
-      <w:r>
-        <w:rPr>
-          <w:rFonts w:hint="eastAsia"/>
-          <w:lang w:val="en-US" w:eastAsia="zh-CN"/>
-        </w:rPr>
-        <w:fldChar w:fldCharType="begin"/>
-      </w:r>
-      <w:r>
-        <w:rPr>
-          <w:rFonts w:hint="eastAsia"/>
-          <w:lang w:val="en-US" w:eastAsia="zh-CN"/>
-        </w:rPr>
-        <w:instrText xml:space="preserve"> HYPERLINK "https://wallpapers-clan.com/desktop-wallpapers/anime-sky-dreamy-clouds/" </w:instrText>
-      </w:r>
-      <w:r>
-        <w:rPr>
-          <w:rFonts w:hint="eastAsia"/>
-          <w:lang w:val="en-US" w:eastAsia="zh-CN"/>
-        </w:rPr>
-        <w:fldChar w:fldCharType="separate"/>
-      </w:r>
-      <w:r>
-        <w:rPr>
-          <w:rStyle w:val="5"/>
-          <w:rFonts w:hint="eastAsia"/>
-          <w:lang w:val="en-US" w:eastAsia="zh-CN"/>
-        </w:rPr>
-        <w:t>https://wallpapers-clan.com/desktop-wallpapers/anime-sky-dreamy-clouds/</w:t>
-      </w:r>
-      <w:r>
-        <w:rPr>
-          <w:rFonts w:hint="eastAsia"/>
-          <w:lang w:val="en-US" w:eastAsia="zh-CN"/>
-        </w:rPr>
-        <w:fldChar w:fldCharType="end"/>
-      </w:r>
-    </w:p>
-    <w:p>
-      <w:pPr>
-        <w:pageBreakBefore w:val="0"/>
-        <w:kinsoku/>
-        <w:wordWrap/>
-        <w:overflowPunct/>
-        <w:topLinePunct w:val="0"/>
-        <w:autoSpaceDE/>
-        <w:autoSpaceDN/>
-        <w:bidi w:val="0"/>
-        <w:adjustRightInd/>
-        <w:snapToGrid/>
-        <w:spacing w:line="360" w:lineRule="auto"/>
-        <w:textAlignment w:val="auto"/>
-        <w:rPr>
-          <w:rFonts w:hint="default"/>
-          <w:lang w:val="en-US" w:eastAsia="zh-CN"/>
-        </w:rPr>
-      </w:pPr>
-    </w:p>
-    <w:p>
-      <w:pPr>
-        <w:pageBreakBefore w:val="0"/>
-        <w:kinsoku/>
-        <w:wordWrap/>
-        <w:overflowPunct/>
-        <w:topLinePunct w:val="0"/>
-        <w:autoSpaceDE/>
-        <w:autoSpaceDN/>
-        <w:bidi w:val="0"/>
-        <w:adjustRightInd/>
-        <w:snapToGrid/>
-        <w:spacing w:line="360" w:lineRule="auto"/>
-        <w:textAlignment w:val="auto"/>
-        <w:rPr>
-          <w:rFonts w:hint="eastAsia" w:ascii="黑体" w:hAnsi="黑体" w:eastAsia="黑体" w:cs="黑体"/>
-          <w:lang w:val="en-US" w:eastAsia="zh-CN"/>
-        </w:rPr>
-      </w:pPr>
-      <w:r>
-        <w:rPr>
-          <w:rFonts w:hint="eastAsia" w:ascii="黑体" w:hAnsi="黑体" w:eastAsia="黑体" w:cs="黑体"/>
-          <w:lang w:val="en-US" w:eastAsia="zh-CN"/>
-        </w:rPr>
-        <w:t>4.代码素材：</w:t>
-      </w:r>
-    </w:p>
-    <w:p>
-      <w:pPr>
-        <w:pageBreakBefore w:val="0"/>
-        <w:kinsoku/>
-        <w:wordWrap/>
-        <w:overflowPunct/>
-        <w:topLinePunct w:val="0"/>
-        <w:autoSpaceDE/>
-        <w:autoSpaceDN/>
-        <w:bidi w:val="0"/>
-        <w:adjustRightInd/>
-        <w:snapToGrid/>
-        <w:spacing w:line="360" w:lineRule="auto"/>
-        <w:textAlignment w:val="auto"/>
-        <w:rPr>
-          <w:rFonts w:hint="eastAsia"/>
-          <w:lang w:val="en-US" w:eastAsia="zh-CN"/>
-        </w:rPr>
-      </w:pPr>
-      <w:r>
-        <w:rPr>
-          <w:rFonts w:hint="eastAsia"/>
-          <w:lang w:val="en-US" w:eastAsia="zh-CN"/>
-        </w:rPr>
-        <w:t>主框架采用LuaSTG Sub引擎，以及LuaSTG AfterEx预置脚本，使用LuaSTG Sharp Editor编辑器来便捷地设计弹幕。具体使用内容见：《东方秽漫洋》文档.pdf</w:t>
-      </w:r>
-    </w:p>
-    <w:p>
-      <w:pPr>
-        <w:pageBreakBefore w:val="0"/>
-        <w:kinsoku/>
-        <w:wordWrap/>
-        <w:overflowPunct/>
-        <w:topLinePunct w:val="0"/>
-        <w:autoSpaceDE/>
-        <w:autoSpaceDN/>
-        <w:bidi w:val="0"/>
-        <w:adjustRightInd/>
-        <w:snapToGrid/>
-        <w:spacing w:line="360" w:lineRule="auto"/>
-        <w:textAlignment w:val="auto"/>
-        <w:rPr>
-          <w:rFonts w:hint="eastAsia"/>
-          <w:lang w:val="en-US" w:eastAsia="zh-CN"/>
-        </w:rPr>
-      </w:pPr>
-      <w:r>
-        <w:rPr>
-          <w:rFonts w:hint="eastAsia"/>
-          <w:lang w:val="en-US" w:eastAsia="zh-CN"/>
-        </w:rPr>
-        <w:t>双boss系统的实现部分地使用了LuaSTG交流群群友Trestone的迁移脚本，在此基础上存在改动。他的个人主页：</w:t>
-      </w:r>
-      <w:r>
-        <w:rPr>
-          <w:rFonts w:hint="eastAsia"/>
-          <w:lang w:val="en-US" w:eastAsia="zh-CN"/>
-        </w:rPr>
-        <w:fldChar w:fldCharType="begin"/>
-      </w:r>
-      <w:r>
-        <w:rPr>
-          <w:rFonts w:hint="eastAsia"/>
-          <w:lang w:val="en-US" w:eastAsia="zh-CN"/>
-        </w:rPr>
-        <w:instrText xml:space="preserve"> HYPERLINK "https://space.bilibili.com/385526793" </w:instrText>
-      </w:r>
-      <w:r>
-        <w:rPr>
-          <w:rFonts w:hint="eastAsia"/>
-          <w:lang w:val="en-US" w:eastAsia="zh-CN"/>
-        </w:rPr>
-        <w:fldChar w:fldCharType="separate"/>
-      </w:r>
-      <w:r>
-        <w:rPr>
-          <w:rStyle w:val="5"/>
-          <w:rFonts w:hint="eastAsia"/>
-          <w:lang w:val="en-US" w:eastAsia="zh-CN"/>
-        </w:rPr>
-        <w:t>https://space.bilibili.com/385526793</w:t>
-      </w:r>
-      <w:r>
-        <w:rPr>
-          <w:rFonts w:hint="eastAsia"/>
-          <w:lang w:val="en-US" w:eastAsia="zh-CN"/>
-        </w:rPr>
-        <w:fldChar w:fldCharType="end"/>
-      </w:r>
-    </w:p>
-    <w:p>
-      <w:pPr>
-        <w:pageBreakBefore w:val="0"/>
-        <w:kinsoku/>
-        <w:wordWrap/>
-        <w:overflowPunct/>
-        <w:topLinePunct w:val="0"/>
-        <w:autoSpaceDE/>
-        <w:autoSpaceDN/>
-        <w:bidi w:val="0"/>
-        <w:adjustRightInd/>
-        <w:snapToGrid/>
-        <w:spacing w:line="360" w:lineRule="auto"/>
-        <w:textAlignment w:val="auto"/>
-        <w:rPr>
-          <w:rFonts w:hint="default"/>
-          <w:lang w:val="en-US" w:eastAsia="zh-CN"/>
-        </w:rPr>
-      </w:pPr>
-    </w:p>
-    <w:p>
-      <w:pPr>
-        <w:pageBreakBefore w:val="0"/>
-        <w:kinsoku/>
-        <w:wordWrap/>
-        <w:overflowPunct/>
-        <w:topLinePunct w:val="0"/>
-        <w:autoSpaceDE/>
-        <w:autoSpaceDN/>
-        <w:bidi w:val="0"/>
-        <w:adjustRightInd/>
-        <w:snapToGrid/>
-        <w:spacing w:line="360" w:lineRule="auto"/>
-        <w:textAlignment w:val="auto"/>
-        <w:rPr>
-          <w:rFonts w:hint="eastAsia" w:ascii="黑体" w:hAnsi="黑体" w:eastAsia="黑体" w:cs="黑体"/>
-          <w:color w:val="7030A0"/>
-          <w:lang w:val="en-US" w:eastAsia="zh-CN"/>
-        </w:rPr>
-      </w:pPr>
-      <w:r>
-        <w:rPr>
-          <w:rFonts w:hint="eastAsia" w:ascii="黑体" w:hAnsi="黑体" w:eastAsia="黑体" w:cs="黑体"/>
-          <w:color w:val="7030A0"/>
-          <w:lang w:val="en-US" w:eastAsia="zh-CN"/>
-        </w:rPr>
-        <w:t>除了上述素材，其余部分均为原创。</w:t>
-      </w:r>
-    </w:p>
-    <w:p>
-      <w:pPr>
-        <w:pageBreakBefore w:val="0"/>
-        <w:kinsoku/>
-        <w:wordWrap/>
-        <w:overflowPunct/>
-        <w:topLinePunct w:val="0"/>
-        <w:autoSpaceDE/>
-        <w:autoSpaceDN/>
-        <w:bidi w:val="0"/>
-        <w:adjustRightInd/>
-        <w:snapToGrid/>
-        <w:spacing w:line="360" w:lineRule="auto"/>
-        <w:textAlignment w:val="auto"/>
-        <w:rPr>
-          <w:rFonts w:hint="eastAsia"/>
-          <w:lang w:val="en-US" w:eastAsia="zh-CN"/>
-        </w:rPr>
-      </w:pPr>
-      <w:r>
-        <w:rPr>
-          <w:rFonts w:hint="eastAsia" w:ascii="黑体" w:hAnsi="黑体" w:eastAsia="黑体" w:cs="黑体"/>
-          <w:lang w:val="en-US" w:eastAsia="zh-CN"/>
-        </w:rPr>
-        <w:t>1.可以</w:t>
-      </w:r>
-      <w:r>
-        <w:rPr>
-          <w:rFonts w:hint="eastAsia" w:ascii="黑体" w:hAnsi="黑体" w:eastAsia="黑体" w:cs="黑体"/>
-          <w:color w:val="7030A0"/>
-          <w:lang w:val="en-US" w:eastAsia="zh-CN"/>
-        </w:rPr>
-        <w:t>未经授权地</w:t>
-      </w:r>
-      <w:r>
-        <w:rPr>
-          <w:rFonts w:hint="eastAsia" w:ascii="黑体" w:hAnsi="黑体" w:eastAsia="黑体" w:cs="黑体"/>
-          <w:lang w:val="en-US" w:eastAsia="zh-CN"/>
-        </w:rPr>
-        <w:t>在</w:t>
-      </w:r>
-      <w:r>
-        <w:rPr>
-          <w:rFonts w:hint="eastAsia" w:ascii="黑体" w:hAnsi="黑体" w:eastAsia="黑体" w:cs="黑体"/>
-          <w:color w:val="7030A0"/>
-          <w:lang w:val="en-US" w:eastAsia="zh-CN"/>
-        </w:rPr>
-        <w:t>遵守CC-BY-</w:t>
-      </w:r>
-      <w:r>
-        <w:rPr>
-          <w:rFonts w:hint="eastAsia" w:ascii="黑体" w:hAnsi="黑体" w:eastAsia="黑体" w:cs="黑体"/>
-          <w:color w:val="FF0000"/>
-          <w:lang w:val="en-US" w:eastAsia="zh-CN"/>
-        </w:rPr>
-        <w:t>NC</w:t>
-      </w:r>
-      <w:r>
-        <w:rPr>
-          <w:rFonts w:hint="eastAsia" w:ascii="黑体" w:hAnsi="黑体" w:eastAsia="黑体" w:cs="黑体"/>
-          <w:color w:val="7030A0"/>
-          <w:lang w:val="en-US" w:eastAsia="zh-CN"/>
-        </w:rPr>
-        <w:t xml:space="preserve"> 4.0</w:t>
-      </w:r>
-      <w:r>
-        <w:rPr>
-          <w:rFonts w:hint="eastAsia" w:ascii="黑体" w:hAnsi="黑体" w:eastAsia="黑体" w:cs="黑体"/>
-          <w:lang w:val="en-US" w:eastAsia="zh-CN"/>
-        </w:rPr>
-        <w:t>的情况下使用本作品中的原创素材，</w:t>
-      </w:r>
-      <w:r>
-        <w:rPr>
-          <w:rFonts w:hint="eastAsia" w:ascii="黑体" w:hAnsi="黑体" w:eastAsia="黑体" w:cs="黑体"/>
-          <w:color w:val="FF0000"/>
-          <w:lang w:val="en-US" w:eastAsia="zh-CN"/>
-        </w:rPr>
-        <w:t>包括剧情设定.pdf中的插画</w:t>
-      </w:r>
-      <w:r>
-        <w:rPr>
-          <w:rFonts w:hint="eastAsia"/>
-          <w:lang w:val="en-US" w:eastAsia="zh-CN"/>
-        </w:rPr>
-        <w:t>，即：</w:t>
-      </w:r>
-    </w:p>
-    <w:p>
-      <w:pPr>
-        <w:pageBreakBefore w:val="0"/>
-        <w:kinsoku/>
-        <w:wordWrap/>
-        <w:overflowPunct/>
-        <w:topLinePunct w:val="0"/>
-        <w:autoSpaceDE/>
-        <w:autoSpaceDN/>
-        <w:bidi w:val="0"/>
-        <w:adjustRightInd/>
-        <w:snapToGrid/>
-        <w:spacing w:line="360" w:lineRule="auto"/>
-        <w:textAlignment w:val="auto"/>
-        <w:rPr>
-          <w:rFonts w:hint="default"/>
-          <w:lang w:val="en-US" w:eastAsia="zh-CN"/>
-        </w:rPr>
-      </w:pPr>
-      <w:r>
-        <w:rPr>
-          <w:rFonts w:hint="eastAsia"/>
-          <w:lang w:val="en-US" w:eastAsia="zh-CN"/>
-        </w:rPr>
-        <w:t>允许任何形式的</w:t>
-      </w:r>
-      <w:r>
-        <w:rPr>
-          <w:rFonts w:hint="eastAsia" w:ascii="黑体" w:hAnsi="黑体" w:eastAsia="黑体" w:cs="黑体"/>
-          <w:color w:val="FF0000"/>
-          <w:lang w:val="en-US" w:eastAsia="zh-CN"/>
-        </w:rPr>
-        <w:t>非盈利、非商用</w:t>
-      </w:r>
-      <w:r>
-        <w:rPr>
-          <w:rFonts w:hint="eastAsia"/>
-          <w:lang w:val="en-US" w:eastAsia="zh-CN"/>
-        </w:rPr>
-        <w:t>二次创作，但必须在借物表中</w:t>
-      </w:r>
-      <w:r>
-        <w:rPr>
-          <w:rFonts w:hint="eastAsia" w:ascii="黑体" w:hAnsi="黑体" w:eastAsia="黑体" w:cs="黑体"/>
-          <w:color w:val="FF0000"/>
-          <w:lang w:val="en-US" w:eastAsia="zh-CN"/>
-        </w:rPr>
-        <w:t>标注</w:t>
+        <w:t>丰姬的行走图：luastg交流群群文件，具体来源未知。</w:t>
       </w:r>
       <w:bookmarkStart w:id="0" w:name="_GoBack"/>
       <w:bookmarkEnd w:id="0"/>
+    </w:p>
+    <w:p>
+      <w:pPr>
+        <w:pageBreakBefore w:val="0"/>
+        <w:kinsoku/>
+        <w:wordWrap/>
+        <w:overflowPunct/>
+        <w:topLinePunct w:val="0"/>
+        <w:autoSpaceDE/>
+        <w:autoSpaceDN/>
+        <w:bidi w:val="0"/>
+        <w:adjustRightInd/>
+        <w:snapToGrid/>
+        <w:spacing w:line="360" w:lineRule="auto"/>
+        <w:textAlignment w:val="auto"/>
+        <w:rPr>
+          <w:rFonts w:hint="default"/>
+          <w:lang w:val="en-US" w:eastAsia="zh-CN"/>
+        </w:rPr>
+      </w:pPr>
+      <w:r>
+        <w:rPr>
+          <w:rFonts w:hint="eastAsia"/>
+          <w:lang w:val="en-US" w:eastAsia="zh-CN"/>
+        </w:rPr>
+        <w:t>原作人物立绘：dairi绘（https://www.bilibili.com/opus/856042202521927719）</w:t>
+      </w:r>
+    </w:p>
+    <w:p>
+      <w:pPr>
+        <w:pageBreakBefore w:val="0"/>
+        <w:kinsoku/>
+        <w:wordWrap/>
+        <w:overflowPunct/>
+        <w:topLinePunct w:val="0"/>
+        <w:autoSpaceDE/>
+        <w:autoSpaceDN/>
+        <w:bidi w:val="0"/>
+        <w:adjustRightInd/>
+        <w:snapToGrid/>
+        <w:spacing w:line="360" w:lineRule="auto"/>
+        <w:textAlignment w:val="auto"/>
+        <w:rPr>
+          <w:rFonts w:hint="eastAsia"/>
+          <w:lang w:val="en-US" w:eastAsia="zh-CN"/>
+        </w:rPr>
+      </w:pPr>
+      <w:r>
+        <w:rPr>
+          <w:rFonts w:hint="eastAsia"/>
+          <w:lang w:val="en-US" w:eastAsia="zh-CN"/>
+        </w:rPr>
+        <w:t>Staff界面背景图片：</w:t>
+      </w:r>
+      <w:r>
+        <w:rPr>
+          <w:rFonts w:hint="eastAsia"/>
+          <w:lang w:val="en-US" w:eastAsia="zh-CN"/>
+        </w:rPr>
+        <w:fldChar w:fldCharType="begin"/>
+      </w:r>
+      <w:r>
+        <w:rPr>
+          <w:rFonts w:hint="eastAsia"/>
+          <w:lang w:val="en-US" w:eastAsia="zh-CN"/>
+        </w:rPr>
+        <w:instrText xml:space="preserve"> HYPERLINK "https://wallpapers-clan.com/desktop-wallpapers/anime-sky-dreamy-clouds/" </w:instrText>
+      </w:r>
+      <w:r>
+        <w:rPr>
+          <w:rFonts w:hint="eastAsia"/>
+          <w:lang w:val="en-US" w:eastAsia="zh-CN"/>
+        </w:rPr>
+        <w:fldChar w:fldCharType="separate"/>
+      </w:r>
+      <w:r>
+        <w:rPr>
+          <w:rStyle w:val="5"/>
+          <w:rFonts w:hint="eastAsia"/>
+          <w:lang w:val="en-US" w:eastAsia="zh-CN"/>
+        </w:rPr>
+        <w:t>https://wallpapers-clan.com/desktop-wallpapers/anime-sky-dreamy-clouds/</w:t>
+      </w:r>
+      <w:r>
+        <w:rPr>
+          <w:rFonts w:hint="eastAsia"/>
+          <w:lang w:val="en-US" w:eastAsia="zh-CN"/>
+        </w:rPr>
+        <w:fldChar w:fldCharType="end"/>
+      </w:r>
+    </w:p>
+    <w:p>
+      <w:pPr>
+        <w:pageBreakBefore w:val="0"/>
+        <w:kinsoku/>
+        <w:wordWrap/>
+        <w:overflowPunct/>
+        <w:topLinePunct w:val="0"/>
+        <w:autoSpaceDE/>
+        <w:autoSpaceDN/>
+        <w:bidi w:val="0"/>
+        <w:adjustRightInd/>
+        <w:snapToGrid/>
+        <w:spacing w:line="360" w:lineRule="auto"/>
+        <w:textAlignment w:val="auto"/>
+        <w:rPr>
+          <w:rFonts w:hint="default"/>
+          <w:lang w:val="en-US" w:eastAsia="zh-CN"/>
+        </w:rPr>
+      </w:pPr>
+    </w:p>
+    <w:p>
+      <w:pPr>
+        <w:pageBreakBefore w:val="0"/>
+        <w:kinsoku/>
+        <w:wordWrap/>
+        <w:overflowPunct/>
+        <w:topLinePunct w:val="0"/>
+        <w:autoSpaceDE/>
+        <w:autoSpaceDN/>
+        <w:bidi w:val="0"/>
+        <w:adjustRightInd/>
+        <w:snapToGrid/>
+        <w:spacing w:line="360" w:lineRule="auto"/>
+        <w:textAlignment w:val="auto"/>
+        <w:rPr>
+          <w:rFonts w:hint="eastAsia" w:ascii="黑体" w:hAnsi="黑体" w:eastAsia="黑体" w:cs="黑体"/>
+          <w:lang w:val="en-US" w:eastAsia="zh-CN"/>
+        </w:rPr>
+      </w:pPr>
+      <w:r>
+        <w:rPr>
+          <w:rFonts w:hint="eastAsia" w:ascii="黑体" w:hAnsi="黑体" w:eastAsia="黑体" w:cs="黑体"/>
+          <w:lang w:val="en-US" w:eastAsia="zh-CN"/>
+        </w:rPr>
+        <w:t>4.代码素材：</w:t>
+      </w:r>
+    </w:p>
+    <w:p>
+      <w:pPr>
+        <w:pageBreakBefore w:val="0"/>
+        <w:kinsoku/>
+        <w:wordWrap/>
+        <w:overflowPunct/>
+        <w:topLinePunct w:val="0"/>
+        <w:autoSpaceDE/>
+        <w:autoSpaceDN/>
+        <w:bidi w:val="0"/>
+        <w:adjustRightInd/>
+        <w:snapToGrid/>
+        <w:spacing w:line="360" w:lineRule="auto"/>
+        <w:textAlignment w:val="auto"/>
+        <w:rPr>
+          <w:rFonts w:hint="eastAsia"/>
+          <w:lang w:val="en-US" w:eastAsia="zh-CN"/>
+        </w:rPr>
+      </w:pPr>
+      <w:r>
+        <w:rPr>
+          <w:rFonts w:hint="eastAsia"/>
+          <w:lang w:val="en-US" w:eastAsia="zh-CN"/>
+        </w:rPr>
+        <w:t>主框架采用LuaSTG Sub引擎，以及LuaSTG AfterEx预置脚本，使用LuaSTG Sharp Editor编辑器来便捷地设计弹幕。具体使用内容见：《东方秽漫洋》文档.pdf</w:t>
+      </w:r>
+    </w:p>
+    <w:p>
+      <w:pPr>
+        <w:pageBreakBefore w:val="0"/>
+        <w:kinsoku/>
+        <w:wordWrap/>
+        <w:overflowPunct/>
+        <w:topLinePunct w:val="0"/>
+        <w:autoSpaceDE/>
+        <w:autoSpaceDN/>
+        <w:bidi w:val="0"/>
+        <w:adjustRightInd/>
+        <w:snapToGrid/>
+        <w:spacing w:line="360" w:lineRule="auto"/>
+        <w:textAlignment w:val="auto"/>
+        <w:rPr>
+          <w:rFonts w:hint="eastAsia"/>
+          <w:lang w:val="en-US" w:eastAsia="zh-CN"/>
+        </w:rPr>
+      </w:pPr>
+      <w:r>
+        <w:rPr>
+          <w:rFonts w:hint="eastAsia"/>
+          <w:lang w:val="en-US" w:eastAsia="zh-CN"/>
+        </w:rPr>
+        <w:t>双boss系统的实现部分地使用了LuaSTG交流群群友Trestone的迁移脚本，在此基础上存在改动。他的个人主页：</w:t>
+      </w:r>
+      <w:r>
+        <w:rPr>
+          <w:rFonts w:hint="eastAsia"/>
+          <w:lang w:val="en-US" w:eastAsia="zh-CN"/>
+        </w:rPr>
+        <w:fldChar w:fldCharType="begin"/>
+      </w:r>
+      <w:r>
+        <w:rPr>
+          <w:rFonts w:hint="eastAsia"/>
+          <w:lang w:val="en-US" w:eastAsia="zh-CN"/>
+        </w:rPr>
+        <w:instrText xml:space="preserve"> HYPERLINK "https://space.bilibili.com/385526793" </w:instrText>
+      </w:r>
+      <w:r>
+        <w:rPr>
+          <w:rFonts w:hint="eastAsia"/>
+          <w:lang w:val="en-US" w:eastAsia="zh-CN"/>
+        </w:rPr>
+        <w:fldChar w:fldCharType="separate"/>
+      </w:r>
+      <w:r>
+        <w:rPr>
+          <w:rStyle w:val="5"/>
+          <w:rFonts w:hint="eastAsia"/>
+          <w:lang w:val="en-US" w:eastAsia="zh-CN"/>
+        </w:rPr>
+        <w:t>https://space.bilibili.com/385526793</w:t>
+      </w:r>
+      <w:r>
+        <w:rPr>
+          <w:rFonts w:hint="eastAsia"/>
+          <w:lang w:val="en-US" w:eastAsia="zh-CN"/>
+        </w:rPr>
+        <w:fldChar w:fldCharType="end"/>
+      </w:r>
+    </w:p>
+    <w:p>
+      <w:pPr>
+        <w:pageBreakBefore w:val="0"/>
+        <w:kinsoku/>
+        <w:wordWrap/>
+        <w:overflowPunct/>
+        <w:topLinePunct w:val="0"/>
+        <w:autoSpaceDE/>
+        <w:autoSpaceDN/>
+        <w:bidi w:val="0"/>
+        <w:adjustRightInd/>
+        <w:snapToGrid/>
+        <w:spacing w:line="360" w:lineRule="auto"/>
+        <w:textAlignment w:val="auto"/>
+        <w:rPr>
+          <w:rFonts w:hint="default"/>
+          <w:lang w:val="en-US" w:eastAsia="zh-CN"/>
+        </w:rPr>
+      </w:pPr>
+    </w:p>
+    <w:p>
+      <w:pPr>
+        <w:pageBreakBefore w:val="0"/>
+        <w:kinsoku/>
+        <w:wordWrap/>
+        <w:overflowPunct/>
+        <w:topLinePunct w:val="0"/>
+        <w:autoSpaceDE/>
+        <w:autoSpaceDN/>
+        <w:bidi w:val="0"/>
+        <w:adjustRightInd/>
+        <w:snapToGrid/>
+        <w:spacing w:line="360" w:lineRule="auto"/>
+        <w:textAlignment w:val="auto"/>
+        <w:rPr>
+          <w:rFonts w:hint="eastAsia" w:ascii="黑体" w:hAnsi="黑体" w:eastAsia="黑体" w:cs="黑体"/>
+          <w:color w:val="7030A0"/>
+          <w:lang w:val="en-US" w:eastAsia="zh-CN"/>
+        </w:rPr>
+      </w:pPr>
+      <w:r>
+        <w:rPr>
+          <w:rFonts w:hint="eastAsia" w:ascii="黑体" w:hAnsi="黑体" w:eastAsia="黑体" w:cs="黑体"/>
+          <w:color w:val="7030A0"/>
+          <w:lang w:val="en-US" w:eastAsia="zh-CN"/>
+        </w:rPr>
+        <w:t>除了上述素材，其余部分均为原创。</w:t>
+      </w:r>
+    </w:p>
+    <w:p>
+      <w:pPr>
+        <w:pageBreakBefore w:val="0"/>
+        <w:kinsoku/>
+        <w:wordWrap/>
+        <w:overflowPunct/>
+        <w:topLinePunct w:val="0"/>
+        <w:autoSpaceDE/>
+        <w:autoSpaceDN/>
+        <w:bidi w:val="0"/>
+        <w:adjustRightInd/>
+        <w:snapToGrid/>
+        <w:spacing w:line="360" w:lineRule="auto"/>
+        <w:textAlignment w:val="auto"/>
+        <w:rPr>
+          <w:rFonts w:hint="eastAsia"/>
+          <w:lang w:val="en-US" w:eastAsia="zh-CN"/>
+        </w:rPr>
+      </w:pPr>
+      <w:r>
+        <w:rPr>
+          <w:rFonts w:hint="eastAsia" w:ascii="黑体" w:hAnsi="黑体" w:eastAsia="黑体" w:cs="黑体"/>
+          <w:lang w:val="en-US" w:eastAsia="zh-CN"/>
+        </w:rPr>
+        <w:t>1.可以</w:t>
+      </w:r>
+      <w:r>
+        <w:rPr>
+          <w:rFonts w:hint="eastAsia" w:ascii="黑体" w:hAnsi="黑体" w:eastAsia="黑体" w:cs="黑体"/>
+          <w:color w:val="7030A0"/>
+          <w:lang w:val="en-US" w:eastAsia="zh-CN"/>
+        </w:rPr>
+        <w:t>未经授权地</w:t>
+      </w:r>
+      <w:r>
+        <w:rPr>
+          <w:rFonts w:hint="eastAsia" w:ascii="黑体" w:hAnsi="黑体" w:eastAsia="黑体" w:cs="黑体"/>
+          <w:lang w:val="en-US" w:eastAsia="zh-CN"/>
+        </w:rPr>
+        <w:t>在</w:t>
+      </w:r>
+      <w:r>
+        <w:rPr>
+          <w:rFonts w:hint="eastAsia" w:ascii="黑体" w:hAnsi="黑体" w:eastAsia="黑体" w:cs="黑体"/>
+          <w:color w:val="7030A0"/>
+          <w:lang w:val="en-US" w:eastAsia="zh-CN"/>
+        </w:rPr>
+        <w:t>遵守CC-BY-</w:t>
+      </w:r>
       <w:r>
         <w:rPr>
           <w:rFonts w:hint="eastAsia" w:ascii="黑体" w:hAnsi="黑体" w:eastAsia="黑体" w:cs="黑体"/>
           <w:color w:val="FF0000"/>
           <w:lang w:val="en-US" w:eastAsia="zh-CN"/>
         </w:rPr>
-        <w:t>素材来源</w:t>
+        <w:t>NC</w:t>
+      </w:r>
+      <w:r>
+        <w:rPr>
+          <w:rFonts w:hint="eastAsia" w:ascii="黑体" w:hAnsi="黑体" w:eastAsia="黑体" w:cs="黑体"/>
+          <w:color w:val="7030A0"/>
+          <w:lang w:val="en-US" w:eastAsia="zh-CN"/>
+        </w:rPr>
+        <w:t xml:space="preserve"> 4.0</w:t>
+      </w:r>
+      <w:r>
+        <w:rPr>
+          <w:rFonts w:hint="eastAsia" w:ascii="黑体" w:hAnsi="黑体" w:eastAsia="黑体" w:cs="黑体"/>
+          <w:lang w:val="en-US" w:eastAsia="zh-CN"/>
+        </w:rPr>
+        <w:t>的情况下使用本作品中的原创素材，</w:t>
+      </w:r>
+      <w:r>
+        <w:rPr>
+          <w:rFonts w:hint="eastAsia" w:ascii="黑体" w:hAnsi="黑体" w:eastAsia="黑体" w:cs="黑体"/>
+          <w:color w:val="FF0000"/>
+          <w:lang w:val="en-US" w:eastAsia="zh-CN"/>
+        </w:rPr>
+        <w:t>包括剧情设定.pdf中的插画</w:t>
+      </w:r>
+      <w:r>
+        <w:rPr>
+          <w:rFonts w:hint="eastAsia"/>
+          <w:lang w:val="en-US" w:eastAsia="zh-CN"/>
+        </w:rPr>
+        <w:t>，即：</w:t>
+      </w:r>
+    </w:p>
+    <w:p>
+      <w:pPr>
+        <w:pageBreakBefore w:val="0"/>
+        <w:kinsoku/>
+        <w:wordWrap/>
+        <w:overflowPunct/>
+        <w:topLinePunct w:val="0"/>
+        <w:autoSpaceDE/>
+        <w:autoSpaceDN/>
+        <w:bidi w:val="0"/>
+        <w:adjustRightInd/>
+        <w:snapToGrid/>
+        <w:spacing w:line="360" w:lineRule="auto"/>
+        <w:textAlignment w:val="auto"/>
+        <w:rPr>
+          <w:rFonts w:hint="default"/>
+          <w:lang w:val="en-US" w:eastAsia="zh-CN"/>
+        </w:rPr>
+      </w:pPr>
+      <w:r>
+        <w:rPr>
+          <w:rFonts w:hint="eastAsia"/>
+          <w:lang w:val="en-US" w:eastAsia="zh-CN"/>
+        </w:rPr>
+        <w:t>允许任何形式的</w:t>
+      </w:r>
+      <w:r>
+        <w:rPr>
+          <w:rFonts w:hint="eastAsia" w:ascii="黑体" w:hAnsi="黑体" w:eastAsia="黑体" w:cs="黑体"/>
+          <w:color w:val="FF0000"/>
+          <w:lang w:val="en-US" w:eastAsia="zh-CN"/>
+        </w:rPr>
+        <w:t>非盈利、非商用</w:t>
+      </w:r>
+      <w:r>
+        <w:rPr>
+          <w:rFonts w:hint="eastAsia"/>
+          <w:lang w:val="en-US" w:eastAsia="zh-CN"/>
+        </w:rPr>
+        <w:t>二次创作，但必须在借物表中</w:t>
+      </w:r>
+      <w:r>
+        <w:rPr>
+          <w:rFonts w:hint="eastAsia" w:ascii="黑体" w:hAnsi="黑体" w:eastAsia="黑体" w:cs="黑体"/>
+          <w:color w:val="FF0000"/>
+          <w:lang w:val="en-US" w:eastAsia="zh-CN"/>
+        </w:rPr>
+        <w:t>标注素材来源</w:t>
       </w:r>
       <w:r>
         <w:rPr>
